--- a/Vakken/Video videoverdieping/Parallax Scenario.docx
+++ b/Vakken/Video videoverdieping/Parallax Scenario.docx
@@ -33,62 +33,10 @@
     <w:p>
       <w:pPr>
         <w:rPr>
-          <w:lang w:val="en-US"/>
-        </w:rPr>
-      </w:pPr>
-      <w:r>
-        <w:rPr>
           <w:b/>
           <w:bCs/>
           <w:lang w:val="en-US"/>
         </w:rPr>
-        <w:t>INT. KITCHEN – LATE AFTERNOON</w:t>
-      </w:r>
-    </w:p>
-    <w:p>
-      <w:pPr>
-        <w:rPr>
-          <w:lang w:val="en-US"/>
-        </w:rPr>
-      </w:pPr>
-      <w:r>
-        <w:rPr>
-          <w:lang w:val="en-US"/>
-        </w:rPr>
-        <w:t>Muted yelling in the background. Muffled adult voices argue in another room — unintelligible but heated. A loud crash. Something glass breaks. A girl, tense and motionless, stares at a dull kitchen table. She grips the edge, knuckles tight. Her jaw clenches.</w:t>
-      </w:r>
-    </w:p>
-    <w:p>
-      <w:pPr>
-        <w:rPr>
-          <w:lang w:val="en-US"/>
-        </w:rPr>
-      </w:pPr>
-      <w:r>
-        <w:rPr>
-          <w:lang w:val="en-US"/>
-        </w:rPr>
-        <w:t>A beat of silence.</w:t>
-      </w:r>
-    </w:p>
-    <w:p>
-      <w:pPr>
-        <w:rPr>
-          <w:lang w:val="en-US"/>
-        </w:rPr>
-      </w:pPr>
-      <w:r>
-        <w:rPr>
-          <w:lang w:val="en-US"/>
-        </w:rPr>
-        <w:t>She gets up fast — not dramatic, just done. She grabs her zipped backpack from the floor, slings it over one shoulder, and exits.</w:t>
-      </w:r>
-    </w:p>
-    <w:p>
-      <w:pPr>
-        <w:rPr>
-          <w:lang w:val="en-US"/>
-        </w:rPr>
       </w:pPr>
       <w:r>
         <w:rPr>
@@ -96,46 +44,20 @@
           <w:bCs/>
           <w:lang w:val="en-US"/>
         </w:rPr>
-        <w:t>EXT. SIDEWALK – CONTINUOUS</w:t>
-      </w:r>
-    </w:p>
-    <w:p>
-      <w:pPr>
-        <w:rPr>
-          <w:lang w:val="en-US"/>
-        </w:rPr>
-      </w:pPr>
-      <w:r>
-        <w:rPr>
-          <w:lang w:val="en-US"/>
-        </w:rPr>
-        <w:t>It’s still sunny. Her breath isn’t visible, but her frustration is. Her shoes hit the pavement fast. There’s weight behind every step. She walks without looking around. Her fists are clenched at her sides.</w:t>
-      </w:r>
-    </w:p>
-    <w:p>
-      <w:pPr>
-        <w:rPr>
-          <w:lang w:val="en-US"/>
-        </w:rPr>
-      </w:pPr>
-      <w:r>
-        <w:rPr>
-          <w:lang w:val="en-US"/>
-        </w:rPr>
-        <w:t>She passes some houses, then turns sharply and cuts through a narrow opening in a fence. It leads to a small dirt path heading into the forest.</w:t>
-      </w:r>
-    </w:p>
-    <w:p>
-      <w:pPr>
-        <w:rPr>
-          <w:lang w:val="en-US"/>
-        </w:rPr>
-      </w:pPr>
-      <w:r>
-        <w:rPr>
-          <w:lang w:val="en-US"/>
-        </w:rPr>
-        <w:t>Before entering, she picks up a small rock from the ground and hurls it angrily down the street behind her. It clatters far away. She doesn’t look back.</w:t>
+        <w:t>EXT. FOREST – MIDDAY</w:t>
+      </w:r>
+    </w:p>
+    <w:p>
+      <w:pPr>
+        <w:rPr>
+          <w:lang w:val="en-US"/>
+        </w:rPr>
+      </w:pPr>
+      <w:r>
+        <w:rPr>
+          <w:lang w:val="en-US"/>
+        </w:rPr>
+        <w:t>Muted yelling in the background. Muffled adult voices argue in another room — unintelligible but heated. A loud crash. Something glass breaks.</w:t>
       </w:r>
     </w:p>
     <w:p>
@@ -150,232 +72,46 @@
           <w:bCs/>
           <w:lang w:val="en-US"/>
         </w:rPr>
-        <w:t>EXT. FOREST ENTRANCE – MINUTES LATER</w:t>
-      </w:r>
-    </w:p>
-    <w:p>
-      <w:pPr>
-        <w:rPr>
-          <w:lang w:val="en-US"/>
-        </w:rPr>
-      </w:pPr>
-      <w:r>
-        <w:rPr>
-          <w:lang w:val="en-US"/>
-        </w:rPr>
-        <w:t>The sun still filters through the trees. The forest looks normal. Peaceful. She steps into the woods.</w:t>
-      </w:r>
-    </w:p>
-    <w:p>
-      <w:pPr>
-        <w:rPr>
-          <w:lang w:val="en-US"/>
-        </w:rPr>
-      </w:pPr>
-      <w:r>
-        <w:rPr>
-          <w:lang w:val="en-US"/>
-        </w:rPr>
-        <w:t>Branches crunch under her feet. The light flickers through the canopy, dancing with her movement. Her breath slows but doesn’t calm her.</w:t>
-      </w:r>
-    </w:p>
-    <w:p>
-      <w:pPr>
-        <w:rPr>
-          <w:lang w:val="en-US"/>
-        </w:rPr>
-      </w:pPr>
-      <w:r>
-        <w:rPr>
-          <w:lang w:val="en-US"/>
-        </w:rPr>
-        <w:t>She walks deeper. At a certain point, she stops, grabs a stick from the ground, and throws it hard at a tree. It snaps mid-air and lands awkwardly. She breathes hard. Nothing changes.</w:t>
-      </w:r>
-    </w:p>
-    <w:p>
-      <w:pPr>
-        <w:rPr>
-          <w:lang w:val="en-US"/>
-        </w:rPr>
-      </w:pPr>
-      <w:r>
-        <w:rPr>
-          <w:lang w:val="en-US"/>
-        </w:rPr>
-        <w:t>She walks more. Eventually, she finds a clearing and sits down on a rock or a patch of dry moss.</w:t>
-      </w:r>
-    </w:p>
-    <w:p>
-      <w:pPr>
-        <w:rPr>
-          <w:lang w:val="en-US"/>
-        </w:rPr>
-      </w:pPr>
-      <w:r>
-        <w:rPr>
-          <w:lang w:val="en-US"/>
-        </w:rPr>
-        <w:t>She takes off her backpack and opens it. Inside: a half-full bottle of water, a few school things, and her camera. She drinks, then stares into the bag.</w:t>
-      </w:r>
-    </w:p>
-    <w:p>
-      <w:pPr>
-        <w:rPr>
-          <w:lang w:val="en-US"/>
-        </w:rPr>
-      </w:pPr>
-      <w:r>
-        <w:rPr>
-          <w:lang w:val="en-US"/>
-        </w:rPr>
-        <w:lastRenderedPageBreak/>
-        <w:t xml:space="preserve">After a long pause, she slowly pulls out the camera. Not </w:t>
-      </w:r>
-      <w:proofErr w:type="gramStart"/>
-      <w:r>
-        <w:rPr>
-          <w:lang w:val="en-US"/>
-        </w:rPr>
-        <w:t>deliberate — more like</w:t>
-      </w:r>
-      <w:proofErr w:type="gramEnd"/>
-      <w:r>
-        <w:rPr>
-          <w:lang w:val="en-US"/>
-        </w:rPr>
-        <w:t xml:space="preserve"> boredom overtaking her.</w:t>
-      </w:r>
-    </w:p>
-    <w:p>
-      <w:pPr>
-        <w:rPr>
-          <w:lang w:val="en-US"/>
-        </w:rPr>
-      </w:pPr>
-      <w:r>
-        <w:rPr>
-          <w:lang w:val="en-US"/>
-        </w:rPr>
-        <w:t xml:space="preserve">She stands, lazily scanning the </w:t>
-      </w:r>
-      <w:proofErr w:type="spellStart"/>
-      <w:r>
-        <w:rPr>
-          <w:lang w:val="en-US"/>
-        </w:rPr>
-        <w:t>treeline</w:t>
-      </w:r>
-      <w:proofErr w:type="spellEnd"/>
-      <w:r>
-        <w:rPr>
-          <w:lang w:val="en-US"/>
-        </w:rPr>
-        <w:t xml:space="preserve"> through the lens. Click. A bird. Click. A crooked branch. Then — she pauses. Zooms.</w:t>
-      </w:r>
-    </w:p>
-    <w:p>
-      <w:pPr>
-        <w:rPr>
-          <w:lang w:val="en-US"/>
-        </w:rPr>
-      </w:pPr>
-      <w:r>
-        <w:rPr>
-          <w:lang w:val="en-US"/>
-        </w:rPr>
-        <w:t>Far in the distance, deep between the trees — a figure. Barely visible. Walking.</w:t>
-      </w:r>
-    </w:p>
-    <w:p>
-      <w:pPr>
-        <w:rPr>
-          <w:lang w:val="en-US"/>
-        </w:rPr>
-      </w:pPr>
-      <w:r>
-        <w:rPr>
-          <w:lang w:val="en-US"/>
-        </w:rPr>
-        <w:t>She zooms in further. Pixelated. The figure wears the same jacket. Same hair. Same posture.</w:t>
-      </w:r>
-    </w:p>
-    <w:p>
-      <w:pPr>
-        <w:rPr>
-          <w:lang w:val="en-US"/>
-        </w:rPr>
-      </w:pPr>
-      <w:r>
-        <w:rPr>
-          <w:lang w:val="en-US"/>
-        </w:rPr>
-        <w:t xml:space="preserve">She lowers the camera. Looks up. No one </w:t>
-      </w:r>
-      <w:proofErr w:type="gramStart"/>
-      <w:r>
-        <w:rPr>
-          <w:lang w:val="en-US"/>
-        </w:rPr>
-        <w:t>there</w:t>
-      </w:r>
-      <w:proofErr w:type="gramEnd"/>
-      <w:r>
-        <w:rPr>
-          <w:lang w:val="en-US"/>
-        </w:rPr>
-        <w:t>.</w:t>
-      </w:r>
-    </w:p>
-    <w:p>
-      <w:pPr>
-        <w:rPr>
-          <w:lang w:val="en-US"/>
-        </w:rPr>
-      </w:pPr>
-      <w:r>
-        <w:rPr>
-          <w:lang w:val="en-US"/>
-        </w:rPr>
-        <w:t>She looks through the viewfinder again. The figure is gone.</w:t>
-      </w:r>
-    </w:p>
-    <w:p>
-      <w:pPr>
-        <w:rPr>
-          <w:lang w:val="en-US"/>
-        </w:rPr>
-      </w:pPr>
-      <w:r>
-        <w:rPr>
-          <w:lang w:val="en-US"/>
-        </w:rPr>
-        <w:t>She frowns. Her head tilts slightly. She starts walking toward where the figure was. Focused.</w:t>
-      </w:r>
-    </w:p>
-    <w:p>
-      <w:pPr>
-        <w:rPr>
-          <w:lang w:val="en-US"/>
-        </w:rPr>
-      </w:pPr>
-      <w:r>
-        <w:rPr>
-          <w:lang w:val="en-US"/>
-        </w:rPr>
-        <w:t>As she walks, her open backpack shifts. Something slips out behind her — her gloves fall to the ground unnoticed.</w:t>
-      </w:r>
-    </w:p>
-    <w:p>
-      <w:pPr>
-        <w:rPr>
-          <w:lang w:val="en-US"/>
-        </w:rPr>
-      </w:pPr>
-      <w:r>
-        <w:rPr>
-          <w:lang w:val="en-US"/>
-        </w:rPr>
-        <w:t>She moves faster, navigating around trees and uneven roots. But the deeper she goes, the more everything starts to look… the same.</w:t>
+        <w:t>INT. KITCHEN – LATE AFTERNOON</w:t>
+      </w:r>
+    </w:p>
+    <w:p>
+      <w:pPr>
+        <w:rPr>
+          <w:lang w:val="en-US"/>
+        </w:rPr>
+      </w:pPr>
+      <w:r>
+        <w:rPr>
+          <w:lang w:val="en-US"/>
+        </w:rPr>
+        <w:t>A girl, tense and motionless, stares at a dull kitchen table. She grips the edge, knuckles tight. Her jaw clenches.</w:t>
+      </w:r>
+    </w:p>
+    <w:p>
+      <w:pPr>
+        <w:rPr>
+          <w:lang w:val="en-US"/>
+        </w:rPr>
+      </w:pPr>
+      <w:r>
+        <w:rPr>
+          <w:lang w:val="en-US"/>
+        </w:rPr>
+        <w:t>A beat of silence.</w:t>
+      </w:r>
+    </w:p>
+    <w:p>
+      <w:pPr>
+        <w:rPr>
+          <w:lang w:val="en-US"/>
+        </w:rPr>
+      </w:pPr>
+      <w:r>
+        <w:rPr>
+          <w:lang w:val="en-US"/>
+        </w:rPr>
+        <w:t>She gets up fast — not dramatic, just done. She grabs her zipped backpack from the floor, slings it over one shoulder, and exits.</w:t>
       </w:r>
     </w:p>
     <w:p>
@@ -390,159 +126,265 @@
           <w:bCs/>
           <w:lang w:val="en-US"/>
         </w:rPr>
-        <w:t>EXT. DEEPER IN THE FOREST – MOMENTS LATER</w:t>
-      </w:r>
-    </w:p>
-    <w:p>
-      <w:pPr>
-        <w:rPr>
-          <w:lang w:val="en-US"/>
-        </w:rPr>
-      </w:pPr>
-      <w:r>
-        <w:rPr>
-          <w:lang w:val="en-US"/>
-        </w:rPr>
-        <w:t>She stops.</w:t>
-      </w:r>
-    </w:p>
-    <w:p>
-      <w:pPr>
-        <w:rPr>
-          <w:lang w:val="en-US"/>
-        </w:rPr>
-      </w:pPr>
-      <w:r>
-        <w:rPr>
-          <w:lang w:val="en-US"/>
-        </w:rPr>
-        <w:t>On the ground in front of her — the gloves. Her gloves.</w:t>
-      </w:r>
-    </w:p>
-    <w:p>
-      <w:pPr>
-        <w:rPr>
-          <w:lang w:val="en-US"/>
-        </w:rPr>
-      </w:pPr>
-      <w:r>
-        <w:rPr>
-          <w:lang w:val="en-US"/>
-        </w:rPr>
-        <w:t>But now they lie differently. One glove is upside down. The other is stretched out oddly like it was tossed in a hurry.</w:t>
-      </w:r>
-    </w:p>
-    <w:p>
-      <w:pPr>
-        <w:rPr>
-          <w:lang w:val="en-US"/>
-        </w:rPr>
-      </w:pPr>
-      <w:r>
-        <w:rPr>
-          <w:lang w:val="en-US"/>
-        </w:rPr>
-        <w:t>She stares at them.</w:t>
-      </w:r>
-    </w:p>
-    <w:p>
-      <w:pPr>
-        <w:rPr>
-          <w:lang w:val="en-US"/>
-        </w:rPr>
-      </w:pPr>
-      <w:r>
-        <w:rPr>
-          <w:lang w:val="en-US"/>
-        </w:rPr>
-        <w:t>A quiet wind picks up. The branches creak faintly. Still sunny. Still birds.</w:t>
-      </w:r>
-    </w:p>
-    <w:p>
-      <w:pPr>
-        <w:rPr>
-          <w:lang w:val="en-US"/>
-        </w:rPr>
-      </w:pPr>
-      <w:r>
-        <w:rPr>
-          <w:lang w:val="en-US"/>
-        </w:rPr>
-        <w:t xml:space="preserve">She turns </w:t>
-      </w:r>
-      <w:proofErr w:type="gramStart"/>
-      <w:r>
-        <w:rPr>
-          <w:lang w:val="en-US"/>
-        </w:rPr>
-        <w:t>in</w:t>
-      </w:r>
-      <w:proofErr w:type="gramEnd"/>
-      <w:r>
-        <w:rPr>
-          <w:lang w:val="en-US"/>
-        </w:rPr>
-        <w:t xml:space="preserve"> a circle slowly. The woods look identical in every direction.</w:t>
-      </w:r>
-    </w:p>
-    <w:p>
-      <w:pPr>
-        <w:rPr>
-          <w:lang w:val="en-US"/>
-        </w:rPr>
-      </w:pPr>
-      <w:r>
-        <w:rPr>
-          <w:lang w:val="en-US"/>
-        </w:rPr>
-        <w:t>Click — she snaps a photo instinctively, then another. Zooms again.</w:t>
-      </w:r>
-    </w:p>
-    <w:p>
-      <w:pPr>
-        <w:rPr>
-          <w:lang w:val="en-US"/>
-        </w:rPr>
-      </w:pPr>
-      <w:r>
-        <w:rPr>
-          <w:lang w:val="en-US"/>
-        </w:rPr>
-        <w:t>This time: nothing.</w:t>
-      </w:r>
-    </w:p>
-    <w:p>
-      <w:pPr>
-        <w:rPr>
-          <w:lang w:val="en-US"/>
-        </w:rPr>
-      </w:pPr>
-      <w:r>
-        <w:rPr>
-          <w:lang w:val="en-US"/>
-        </w:rPr>
-        <w:t>She stands still, uneasy. A long silence.</w:t>
-      </w:r>
-    </w:p>
-    <w:p>
-      <w:r>
-        <w:rPr>
-          <w:lang w:val="en-US"/>
-        </w:rPr>
-        <w:t xml:space="preserve">Then she keeps walking. A bit faster. </w:t>
-      </w:r>
-      <w:r>
-        <w:t>The loop has started.</w:t>
-      </w:r>
-    </w:p>
-    <w:p/>
-    <w:p>
-      <w:pPr>
+        <w:t>EXT. SIDEWALK – CONTINUOUS</w:t>
+      </w:r>
+    </w:p>
+    <w:p>
+      <w:pPr>
+        <w:rPr>
+          <w:lang w:val="en-US"/>
+        </w:rPr>
+      </w:pPr>
+      <w:r>
+        <w:rPr>
+          <w:lang w:val="en-US"/>
+        </w:rPr>
+        <w:t>It’s still sunny. Her breath isn’t visible, but her frustration is. Her shoes hit the pavement fast. There’s weight behind every step. She walks without looking around. Her fists are clenched at her sides.</w:t>
+      </w:r>
+    </w:p>
+    <w:p>
+      <w:pPr>
+        <w:rPr>
+          <w:lang w:val="en-US"/>
+        </w:rPr>
+      </w:pPr>
+      <w:r>
+        <w:rPr>
+          <w:lang w:val="en-US"/>
+        </w:rPr>
+        <w:t>She passes some houses, then turns sharply and cuts through a narrow opening in a fence. It leads to a small dirt path heading into the forest.</w:t>
+      </w:r>
+    </w:p>
+    <w:p>
+      <w:pPr>
+        <w:rPr>
+          <w:lang w:val="en-US"/>
+        </w:rPr>
+      </w:pPr>
+      <w:r>
+        <w:rPr>
+          <w:lang w:val="en-US"/>
+        </w:rPr>
+        <w:t>Before entering, she picks up a small rock from the ground and hurls it angrily down the street behind her. It clatters far away. She doesn’t look back.</w:t>
+      </w:r>
+    </w:p>
+    <w:p>
+      <w:pPr>
+        <w:rPr>
+          <w:lang w:val="en-US"/>
+        </w:rPr>
+      </w:pPr>
+      <w:r>
         <w:rPr>
           <w:b/>
           <w:bCs/>
           <w:lang w:val="en-US"/>
         </w:rPr>
+        <w:t>EXT. FOREST ENTRANCE – MINUTES LATER</w:t>
+      </w:r>
+    </w:p>
+    <w:p>
+      <w:pPr>
+        <w:rPr>
+          <w:lang w:val="en-US"/>
+        </w:rPr>
+      </w:pPr>
+      <w:r>
+        <w:rPr>
+          <w:lang w:val="en-US"/>
+        </w:rPr>
+        <w:t>The sun still filters through the trees. The forest looks normal. Peaceful. She steps into the woods.</w:t>
+      </w:r>
+    </w:p>
+    <w:p>
+      <w:pPr>
+        <w:rPr>
+          <w:lang w:val="en-US"/>
+        </w:rPr>
+      </w:pPr>
+      <w:r>
+        <w:rPr>
+          <w:lang w:val="en-US"/>
+        </w:rPr>
+        <w:t>Branches crunch under her feet. The light flickers through the canopy, dancing with her movement. Her breath slows but doesn’t calm her.</w:t>
+      </w:r>
+    </w:p>
+    <w:p>
+      <w:pPr>
+        <w:rPr>
+          <w:lang w:val="en-US"/>
+        </w:rPr>
+      </w:pPr>
+      <w:r>
+        <w:rPr>
+          <w:lang w:val="en-US"/>
+        </w:rPr>
+        <w:t>She walks deeper. At a certain point, she stops, grabs a stick from the ground, and throws it hard at a tree. It snaps mid-air and lands awkwardly. She breathes hard. Nothing changes.</w:t>
+      </w:r>
+    </w:p>
+    <w:p>
+      <w:pPr>
+        <w:rPr>
+          <w:lang w:val="en-US"/>
+        </w:rPr>
+      </w:pPr>
+      <w:r>
+        <w:rPr>
+          <w:lang w:val="en-US"/>
+        </w:rPr>
+        <w:t>She walks more. Eventually, she finds a clearing and sits down on a rock or a patch of dry moss.</w:t>
+      </w:r>
+    </w:p>
+    <w:p>
+      <w:pPr>
+        <w:rPr>
+          <w:lang w:val="en-US"/>
+        </w:rPr>
+      </w:pPr>
+      <w:r>
+        <w:rPr>
+          <w:lang w:val="en-US"/>
+        </w:rPr>
+        <w:t>She takes off her backpack and opens it. Inside: a half-full bottle of water, a few school things, and her camera. She drinks, then stares into the bag.</w:t>
+      </w:r>
+    </w:p>
+    <w:p>
+      <w:pPr>
+        <w:rPr>
+          <w:lang w:val="en-US"/>
+        </w:rPr>
+      </w:pPr>
+      <w:r>
+        <w:rPr>
+          <w:lang w:val="en-US"/>
+        </w:rPr>
+        <w:lastRenderedPageBreak/>
+        <w:t>After a long pause, she slowly pulls out the camera. Not deliberate — more like boredom overtaking her.</w:t>
+      </w:r>
+    </w:p>
+    <w:p>
+      <w:pPr>
+        <w:rPr>
+          <w:lang w:val="en-US"/>
+        </w:rPr>
+      </w:pPr>
+      <w:r>
+        <w:rPr>
+          <w:lang w:val="en-US"/>
+        </w:rPr>
+        <w:t xml:space="preserve">She stands, lazily scanning the </w:t>
+      </w:r>
+      <w:proofErr w:type="spellStart"/>
+      <w:r>
+        <w:rPr>
+          <w:lang w:val="en-US"/>
+        </w:rPr>
+        <w:t>treeline</w:t>
+      </w:r>
+      <w:proofErr w:type="spellEnd"/>
+      <w:r>
+        <w:rPr>
+          <w:lang w:val="en-US"/>
+        </w:rPr>
+        <w:t xml:space="preserve"> through the lens. Click. A bird. Click. A crooked branch. Then — she pauses. Zooms.</w:t>
+      </w:r>
+    </w:p>
+    <w:p>
+      <w:pPr>
+        <w:rPr>
+          <w:lang w:val="en-US"/>
+        </w:rPr>
+      </w:pPr>
+      <w:r>
+        <w:rPr>
+          <w:lang w:val="en-US"/>
+        </w:rPr>
+        <w:t>Far in the distance, deep between the trees — a figure. Barely visible. Walking.</w:t>
+      </w:r>
+    </w:p>
+    <w:p>
+      <w:pPr>
+        <w:rPr>
+          <w:lang w:val="en-US"/>
+        </w:rPr>
+      </w:pPr>
+      <w:r>
+        <w:rPr>
+          <w:lang w:val="en-US"/>
+        </w:rPr>
+        <w:t>She zooms in further. Pixelated. The figure wears the same jacket. Same hair. Same posture.</w:t>
+      </w:r>
+    </w:p>
+    <w:p>
+      <w:pPr>
+        <w:rPr>
+          <w:lang w:val="en-US"/>
+        </w:rPr>
+      </w:pPr>
+      <w:r>
+        <w:rPr>
+          <w:lang w:val="en-US"/>
+        </w:rPr>
+        <w:t>She lowers the camera. Looks up. No one there.</w:t>
+      </w:r>
+    </w:p>
+    <w:p>
+      <w:pPr>
+        <w:rPr>
+          <w:lang w:val="en-US"/>
+        </w:rPr>
+      </w:pPr>
+      <w:r>
+        <w:rPr>
+          <w:lang w:val="en-US"/>
+        </w:rPr>
+        <w:t>She looks through the viewfinder again. The figure is gone.</w:t>
+      </w:r>
+    </w:p>
+    <w:p>
+      <w:pPr>
+        <w:rPr>
+          <w:lang w:val="en-US"/>
+        </w:rPr>
+      </w:pPr>
+      <w:r>
+        <w:rPr>
+          <w:lang w:val="en-US"/>
+        </w:rPr>
+        <w:t>She frowns. Her head tilts slightly. She starts walking toward where the figure was. Focused.</w:t>
+      </w:r>
+    </w:p>
+    <w:p>
+      <w:pPr>
+        <w:rPr>
+          <w:lang w:val="en-US"/>
+        </w:rPr>
+      </w:pPr>
+      <w:r>
+        <w:rPr>
+          <w:lang w:val="en-US"/>
+        </w:rPr>
+        <w:t>As she walks, her open backpack shifts. Something slips out behind her — her gloves fall to the ground unnoticed.</w:t>
+      </w:r>
+    </w:p>
+    <w:p>
+      <w:pPr>
+        <w:rPr>
+          <w:lang w:val="en-US"/>
+        </w:rPr>
+      </w:pPr>
+      <w:r>
+        <w:rPr>
+          <w:lang w:val="en-US"/>
+        </w:rPr>
+        <w:t>She moves faster, navigating around trees and uneven roots. But the deeper she goes, the more everything starts to look… the same.</w:t>
+      </w:r>
+    </w:p>
+    <w:p>
+      <w:pPr>
+        <w:rPr>
+          <w:lang w:val="en-US"/>
+        </w:rPr>
       </w:pPr>
       <w:r>
         <w:rPr>
@@ -550,21 +392,181 @@
           <w:bCs/>
           <w:lang w:val="en-US"/>
         </w:rPr>
-        <w:t>ACT II: LOOP</w:t>
-      </w:r>
-    </w:p>
-    <w:p>
-      <w:pPr>
-        <w:rPr>
-          <w:lang w:val="en-US"/>
-        </w:rPr>
-      </w:pPr>
-      <w:r>
+        <w:t>EXT. DEEPER IN THE FOREST – MOMENTS LATER</w:t>
+      </w:r>
+    </w:p>
+    <w:p>
+      <w:pPr>
+        <w:rPr>
+          <w:lang w:val="en-US"/>
+        </w:rPr>
+      </w:pPr>
+      <w:r>
+        <w:rPr>
+          <w:lang w:val="en-US"/>
+        </w:rPr>
+        <w:t>She stops.</w:t>
+      </w:r>
+    </w:p>
+    <w:p>
+      <w:pPr>
+        <w:rPr>
+          <w:lang w:val="en-US"/>
+        </w:rPr>
+      </w:pPr>
+      <w:r>
+        <w:rPr>
+          <w:lang w:val="en-US"/>
+        </w:rPr>
+        <w:t>On the ground in front of her — the gloves. Her gloves.</w:t>
+      </w:r>
+    </w:p>
+    <w:p>
+      <w:pPr>
+        <w:rPr>
+          <w:lang w:val="en-US"/>
+        </w:rPr>
+      </w:pPr>
+      <w:r>
+        <w:rPr>
+          <w:lang w:val="en-US"/>
+        </w:rPr>
+        <w:t>But now they lie differently. One glove is upside down. The other is stretched out oddly like it was tossed in a hurry.</w:t>
+      </w:r>
+    </w:p>
+    <w:p>
+      <w:pPr>
+        <w:rPr>
+          <w:lang w:val="en-US"/>
+        </w:rPr>
+      </w:pPr>
+      <w:r>
+        <w:rPr>
+          <w:lang w:val="en-US"/>
+        </w:rPr>
+        <w:t>She stares at them.</w:t>
+      </w:r>
+    </w:p>
+    <w:p>
+      <w:pPr>
+        <w:rPr>
+          <w:lang w:val="en-US"/>
+        </w:rPr>
+      </w:pPr>
+      <w:r>
+        <w:rPr>
+          <w:lang w:val="en-US"/>
+        </w:rPr>
+        <w:t>A quiet wind picks up. The branches creak faintly. Still sunny. Still birds.</w:t>
+      </w:r>
+    </w:p>
+    <w:p>
+      <w:pPr>
+        <w:rPr>
+          <w:lang w:val="en-US"/>
+        </w:rPr>
+      </w:pPr>
+      <w:r>
+        <w:rPr>
+          <w:lang w:val="en-US"/>
+        </w:rPr>
+        <w:t>She turns in a circle slowly. The woods look identical in every direction.</w:t>
+      </w:r>
+    </w:p>
+    <w:p>
+      <w:pPr>
+        <w:rPr>
+          <w:lang w:val="en-US"/>
+        </w:rPr>
+      </w:pPr>
+      <w:r>
+        <w:rPr>
+          <w:lang w:val="en-US"/>
+        </w:rPr>
+        <w:t>Click — she snaps a photo instinctively, then another. Zooms again.</w:t>
+      </w:r>
+    </w:p>
+    <w:p>
+      <w:pPr>
+        <w:rPr>
+          <w:lang w:val="en-US"/>
+        </w:rPr>
+      </w:pPr>
+      <w:r>
+        <w:rPr>
+          <w:lang w:val="en-US"/>
+        </w:rPr>
+        <w:t>This time: nothing.</w:t>
+      </w:r>
+    </w:p>
+    <w:p>
+      <w:pPr>
+        <w:rPr>
+          <w:lang w:val="en-US"/>
+        </w:rPr>
+      </w:pPr>
+      <w:r>
+        <w:rPr>
+          <w:lang w:val="en-US"/>
+        </w:rPr>
+        <w:t>She stands still, uneasy. A long silence.</w:t>
+      </w:r>
+    </w:p>
+    <w:p>
+      <w:pPr>
+        <w:rPr>
+          <w:lang w:val="en-US"/>
+        </w:rPr>
+      </w:pPr>
+      <w:r>
+        <w:rPr>
+          <w:lang w:val="en-US"/>
+        </w:rPr>
+        <w:t xml:space="preserve">Then she keeps walking. A bit faster. </w:t>
+      </w:r>
+      <w:r>
+        <w:rPr>
+          <w:lang w:val="en-US"/>
+        </w:rPr>
+        <w:t>The loop has started.</w:t>
+      </w:r>
+    </w:p>
+    <w:p>
+      <w:pPr>
+        <w:rPr>
+          <w:lang w:val="en-US"/>
+        </w:rPr>
+      </w:pPr>
+    </w:p>
+    <w:p>
+      <w:pPr>
         <w:rPr>
           <w:b/>
           <w:bCs/>
           <w:lang w:val="en-US"/>
         </w:rPr>
+      </w:pPr>
+      <w:r>
+        <w:rPr>
+          <w:b/>
+          <w:bCs/>
+          <w:lang w:val="en-US"/>
+        </w:rPr>
+        <w:t>ACT II: LOOP</w:t>
+      </w:r>
+    </w:p>
+    <w:p>
+      <w:pPr>
+        <w:rPr>
+          <w:lang w:val="en-US"/>
+        </w:rPr>
+      </w:pPr>
+      <w:r>
+        <w:rPr>
+          <w:b/>
+          <w:bCs/>
+          <w:lang w:val="en-US"/>
+        </w:rPr>
         <w:t>EXT. FOREST – LATER (MIDDAY)</w:t>
       </w:r>
     </w:p>
@@ -605,21 +607,7 @@
         <w:rPr>
           <w:lang w:val="en-US"/>
         </w:rPr>
-        <w:t xml:space="preserve">She slows down near a curved tree she doesn’t recognize. Then </w:t>
-      </w:r>
-      <w:proofErr w:type="gramStart"/>
-      <w:r>
-        <w:rPr>
-          <w:lang w:val="en-US"/>
-        </w:rPr>
-        <w:t>suddenly</w:t>
-      </w:r>
-      <w:proofErr w:type="gramEnd"/>
-      <w:r>
-        <w:rPr>
-          <w:lang w:val="en-US"/>
-        </w:rPr>
-        <w:t xml:space="preserve"> stops. On the ground again: her gloves.</w:t>
+        <w:t>She slows down near a curved tree she doesn’t recognize. Then suddenly stops. On the ground again: her gloves.</w:t>
       </w:r>
     </w:p>
     <w:p>
@@ -645,21 +633,7 @@
         <w:rPr>
           <w:lang w:val="en-US"/>
         </w:rPr>
-        <w:t xml:space="preserve">She stares, breathing heavier now. </w:t>
-      </w:r>
-      <w:proofErr w:type="gramStart"/>
-      <w:r>
-        <w:rPr>
-          <w:lang w:val="en-US"/>
-        </w:rPr>
-        <w:t>Picks</w:t>
-      </w:r>
-      <w:proofErr w:type="gramEnd"/>
-      <w:r>
-        <w:rPr>
-          <w:lang w:val="en-US"/>
-        </w:rPr>
-        <w:t xml:space="preserve"> them up, slowly.</w:t>
+        <w:t>She stares, breathing heavier now. Picks them up, slowly.</w:t>
       </w:r>
     </w:p>
     <w:p>
@@ -765,62 +739,20 @@
         <w:rPr>
           <w:lang w:val="en-US"/>
         </w:rPr>
-        <w:t xml:space="preserve">She speeds up, snapping more photos. Breath quickens. Leaves crunch. Her gloves </w:t>
-      </w:r>
-      <w:proofErr w:type="gramStart"/>
-      <w:r>
-        <w:rPr>
-          <w:lang w:val="en-US"/>
-        </w:rPr>
-        <w:t>fall</w:t>
-      </w:r>
-      <w:proofErr w:type="gramEnd"/>
-      <w:r>
-        <w:rPr>
-          <w:lang w:val="en-US"/>
-        </w:rPr>
-        <w:t xml:space="preserve"> again unnoticed.</w:t>
-      </w:r>
-    </w:p>
-    <w:p>
-      <w:pPr>
-        <w:rPr>
-          <w:lang w:val="en-US"/>
-        </w:rPr>
-      </w:pPr>
-      <w:r>
-        <w:rPr>
-          <w:lang w:val="en-US"/>
-        </w:rPr>
-        <w:t xml:space="preserve">Suddenly, she stops </w:t>
-      </w:r>
-      <w:proofErr w:type="gramStart"/>
-      <w:r>
-        <w:rPr>
-          <w:lang w:val="en-US"/>
-        </w:rPr>
-        <w:t>in her</w:t>
-      </w:r>
-      <w:proofErr w:type="gramEnd"/>
-      <w:r>
-        <w:rPr>
-          <w:lang w:val="en-US"/>
-        </w:rPr>
-        <w:t xml:space="preserve"> </w:t>
-      </w:r>
-      <w:proofErr w:type="gramStart"/>
-      <w:r>
-        <w:rPr>
-          <w:lang w:val="en-US"/>
-        </w:rPr>
-        <w:t>tracks</w:t>
-      </w:r>
-      <w:proofErr w:type="gramEnd"/>
-      <w:r>
-        <w:rPr>
-          <w:lang w:val="en-US"/>
-        </w:rPr>
-        <w:t>.</w:t>
+        <w:t>She speeds up, snapping more photos. Breath quickens. Leaves crunch. Her gloves fall again unnoticed.</w:t>
+      </w:r>
+    </w:p>
+    <w:p>
+      <w:pPr>
+        <w:rPr>
+          <w:lang w:val="en-US"/>
+        </w:rPr>
+      </w:pPr>
+      <w:r>
+        <w:rPr>
+          <w:lang w:val="en-US"/>
+        </w:rPr>
+        <w:t>Suddenly, she stops in her tracks.</w:t>
       </w:r>
     </w:p>
     <w:p>
@@ -886,21 +818,7 @@
         <w:rPr>
           <w:lang w:val="en-US"/>
         </w:rPr>
-        <w:t xml:space="preserve">Everything looks the same. That curve in the tree. That patch of moss. That split </w:t>
-      </w:r>
-      <w:proofErr w:type="gramStart"/>
-      <w:r>
-        <w:rPr>
-          <w:lang w:val="en-US"/>
-        </w:rPr>
-        <w:t>in</w:t>
-      </w:r>
-      <w:proofErr w:type="gramEnd"/>
-      <w:r>
-        <w:rPr>
-          <w:lang w:val="en-US"/>
-        </w:rPr>
-        <w:t xml:space="preserve"> the bark.</w:t>
+        <w:t>Everything looks the same. That curve in the tree. That patch of moss. That split in the bark.</w:t>
       </w:r>
     </w:p>
     <w:p>
@@ -1019,21 +937,7 @@
         <w:rPr>
           <w:lang w:val="en-US"/>
         </w:rPr>
-        <w:t xml:space="preserve">She turns fast — no one. But her eyes </w:t>
-      </w:r>
-      <w:proofErr w:type="gramStart"/>
-      <w:r>
-        <w:rPr>
-          <w:lang w:val="en-US"/>
-        </w:rPr>
-        <w:t>scan</w:t>
-      </w:r>
-      <w:proofErr w:type="gramEnd"/>
-      <w:r>
-        <w:rPr>
-          <w:lang w:val="en-US"/>
-        </w:rPr>
-        <w:t xml:space="preserve"> everything. The shadows between trees. The stillness of the light.</w:t>
+        <w:t>She turns fast — no one. But her eyes scan everything. The shadows between trees. The stillness of the light.</w:t>
       </w:r>
     </w:p>
     <w:p>
@@ -1352,14 +1256,7 @@
           <w:lang w:val="en-US"/>
         </w:rPr>
         <w:lastRenderedPageBreak/>
-        <w:t xml:space="preserve">But this time — the gloves are arranged in </w:t>
-      </w:r>
-      <w:proofErr w:type="gramStart"/>
-      <w:r>
-        <w:rPr>
-          <w:lang w:val="en-US"/>
-        </w:rPr>
-        <w:t xml:space="preserve">a </w:t>
+        <w:t xml:space="preserve">But this time — the gloves are arranged in a </w:t>
       </w:r>
       <w:r>
         <w:rPr>
@@ -1369,7 +1266,6 @@
         </w:rPr>
         <w:t>line</w:t>
       </w:r>
-      <w:proofErr w:type="gramEnd"/>
       <w:r>
         <w:rPr>
           <w:lang w:val="en-US"/>
@@ -1427,14 +1323,7 @@
         <w:rPr>
           <w:lang w:val="en-US"/>
         </w:rPr>
-        <w:t xml:space="preserve"> stands behind her, much closer now. </w:t>
-      </w:r>
-      <w:proofErr w:type="gramStart"/>
-      <w:r>
-        <w:rPr>
-          <w:lang w:val="en-US"/>
-        </w:rPr>
-        <w:t xml:space="preserve">This one </w:t>
+        <w:t xml:space="preserve"> stands behind her, much closer now. This one </w:t>
       </w:r>
       <w:r>
         <w:rPr>
@@ -1442,74 +1331,105 @@
           <w:iCs/>
           <w:lang w:val="en-US"/>
         </w:rPr>
-        <w:t>starts</w:t>
-      </w:r>
-      <w:proofErr w:type="gramEnd"/>
+        <w:t>starts running</w:t>
+      </w:r>
+      <w:r>
+        <w:rPr>
+          <w:lang w:val="en-US"/>
+        </w:rPr>
+        <w:t xml:space="preserve"> toward her.</w:t>
+      </w:r>
+    </w:p>
+    <w:p>
+      <w:pPr>
+        <w:rPr>
+          <w:lang w:val="en-US"/>
+        </w:rPr>
+      </w:pPr>
+      <w:r>
+        <w:rPr>
+          <w:lang w:val="en-US"/>
+        </w:rPr>
+        <w:t>She runs again — deeper and deeper into the forest.</w:t>
+      </w:r>
+    </w:p>
+    <w:p>
+      <w:pPr>
+        <w:rPr>
+          <w:lang w:val="en-US"/>
+        </w:rPr>
+      </w:pPr>
+      <w:r>
+        <w:rPr>
+          <w:lang w:val="en-US"/>
+        </w:rPr>
+        <w:t>She stumbles over something in the leaves — hits the ground.</w:t>
+      </w:r>
+    </w:p>
+    <w:p>
+      <w:pPr>
+        <w:rPr>
+          <w:lang w:val="en-US"/>
+        </w:rPr>
+      </w:pPr>
+      <w:r>
+        <w:rPr>
+          <w:lang w:val="en-US"/>
+        </w:rPr>
+        <w:t>She scrambles up — turns — and gasps.</w:t>
+      </w:r>
+    </w:p>
+    <w:p>
+      <w:pPr>
+        <w:rPr>
+          <w:lang w:val="en-US"/>
+        </w:rPr>
+      </w:pPr>
+      <w:r>
+        <w:rPr>
+          <w:lang w:val="en-US"/>
+        </w:rPr>
+        <w:t xml:space="preserve">Lying beside her — </w:t>
+      </w:r>
       <w:r>
         <w:rPr>
           <w:i/>
           <w:iCs/>
           <w:lang w:val="en-US"/>
         </w:rPr>
-        <w:t xml:space="preserve"> running</w:t>
-      </w:r>
-      <w:r>
-        <w:rPr>
-          <w:lang w:val="en-US"/>
-        </w:rPr>
-        <w:t xml:space="preserve"> toward her.</w:t>
-      </w:r>
-    </w:p>
-    <w:p>
-      <w:pPr>
-        <w:rPr>
-          <w:lang w:val="en-US"/>
-        </w:rPr>
-      </w:pPr>
-      <w:r>
-        <w:rPr>
-          <w:lang w:val="en-US"/>
-        </w:rPr>
-        <w:t>She runs again — deeper and deeper into the forest.</w:t>
-      </w:r>
-    </w:p>
-    <w:p>
-      <w:pPr>
-        <w:rPr>
-          <w:lang w:val="en-US"/>
-        </w:rPr>
-      </w:pPr>
-      <w:r>
-        <w:rPr>
-          <w:lang w:val="en-US"/>
-        </w:rPr>
-        <w:t>She stumbles over something in the leaves — hits the ground.</w:t>
-      </w:r>
-    </w:p>
-    <w:p>
-      <w:pPr>
-        <w:rPr>
-          <w:lang w:val="en-US"/>
-        </w:rPr>
-      </w:pPr>
-      <w:r>
-        <w:rPr>
-          <w:lang w:val="en-US"/>
-        </w:rPr>
-        <w:t>She scrambles up — turns — and gasps.</w:t>
-      </w:r>
-    </w:p>
-    <w:p>
-      <w:pPr>
-        <w:rPr>
-          <w:lang w:val="en-US"/>
-        </w:rPr>
-      </w:pPr>
-      <w:r>
-        <w:rPr>
-          <w:lang w:val="en-US"/>
-        </w:rPr>
-        <w:t xml:space="preserve">Lying beside her — </w:t>
+        <w:t>herself</w:t>
+      </w:r>
+      <w:r>
+        <w:rPr>
+          <w:lang w:val="en-US"/>
+        </w:rPr>
+        <w:t>. Same as the photo. Jacket torn. Leaves in her hair. Pale. Still.</w:t>
+      </w:r>
+    </w:p>
+    <w:p>
+      <w:pPr>
+        <w:rPr>
+          <w:lang w:val="en-US"/>
+        </w:rPr>
+      </w:pPr>
+      <w:r>
+        <w:rPr>
+          <w:lang w:val="en-US"/>
+        </w:rPr>
+        <w:t>She falls backward in shock. Breath gone.</w:t>
+      </w:r>
+    </w:p>
+    <w:p>
+      <w:pPr>
+        <w:rPr>
+          <w:lang w:val="en-US"/>
+        </w:rPr>
+      </w:pPr>
+      <w:r>
+        <w:rPr>
+          <w:lang w:val="en-US"/>
+        </w:rPr>
+        <w:t xml:space="preserve">Suddenly — movement in the distance. </w:t>
       </w:r>
       <w:r>
         <w:rPr>
@@ -1517,39 +1437,13 @@
           <w:iCs/>
           <w:lang w:val="en-US"/>
         </w:rPr>
-        <w:t>herself</w:t>
-      </w:r>
-      <w:r>
-        <w:rPr>
-          <w:lang w:val="en-US"/>
-        </w:rPr>
-        <w:t>. Same as the photo. Jacket torn. Leaves in her hair. Pale. Still.</w:t>
-      </w:r>
-    </w:p>
-    <w:p>
-      <w:pPr>
-        <w:rPr>
-          <w:lang w:val="en-US"/>
-        </w:rPr>
-      </w:pPr>
-      <w:r>
-        <w:rPr>
-          <w:lang w:val="en-US"/>
-        </w:rPr>
-        <w:t>She falls backward in shock. Breath gone.</w:t>
-      </w:r>
-    </w:p>
-    <w:p>
-      <w:pPr>
-        <w:rPr>
-          <w:lang w:val="en-US"/>
-        </w:rPr>
-      </w:pPr>
-      <w:r>
-        <w:rPr>
-          <w:lang w:val="en-US"/>
-        </w:rPr>
-        <w:t xml:space="preserve">Suddenly — movement in the distance. </w:t>
+        <w:t>Another version</w:t>
+      </w:r>
+      <w:r>
+        <w:rPr>
+          <w:lang w:val="en-US"/>
+        </w:rPr>
+        <w:t xml:space="preserve"> of her, sprinting through the trees. Then another. </w:t>
       </w:r>
       <w:r>
         <w:rPr>
@@ -1557,247 +1451,600 @@
           <w:iCs/>
           <w:lang w:val="en-US"/>
         </w:rPr>
-        <w:t>Another version</w:t>
-      </w:r>
-      <w:r>
-        <w:rPr>
-          <w:lang w:val="en-US"/>
-        </w:rPr>
-        <w:t xml:space="preserve"> of her, sprinting through the trees. Then another. </w:t>
-      </w:r>
+        <w:t>And another.</w:t>
+      </w:r>
+    </w:p>
+    <w:p>
+      <w:pPr>
+        <w:rPr>
+          <w:lang w:val="en-US"/>
+        </w:rPr>
+      </w:pPr>
+      <w:r>
+        <w:rPr>
+          <w:lang w:val="en-US"/>
+        </w:rPr>
+        <w:t>They all spot her.</w:t>
+      </w:r>
+    </w:p>
+    <w:p>
+      <w:pPr>
+        <w:rPr>
+          <w:lang w:val="en-US"/>
+        </w:rPr>
+      </w:pPr>
       <w:r>
         <w:rPr>
           <w:i/>
           <w:iCs/>
           <w:lang w:val="en-US"/>
         </w:rPr>
-        <w:t>And another.</w:t>
-      </w:r>
-    </w:p>
-    <w:p>
-      <w:pPr>
-        <w:rPr>
-          <w:lang w:val="en-US"/>
-        </w:rPr>
-      </w:pPr>
-      <w:r>
-        <w:rPr>
-          <w:lang w:val="en-US"/>
-        </w:rPr>
-        <w:t xml:space="preserve">They all </w:t>
-      </w:r>
-      <w:proofErr w:type="gramStart"/>
-      <w:r>
-        <w:rPr>
-          <w:lang w:val="en-US"/>
-        </w:rPr>
-        <w:t>spot</w:t>
-      </w:r>
-      <w:proofErr w:type="gramEnd"/>
-      <w:r>
-        <w:rPr>
-          <w:lang w:val="en-US"/>
-        </w:rPr>
-        <w:t xml:space="preserve"> her.</w:t>
-      </w:r>
-    </w:p>
-    <w:p>
-      <w:pPr>
-        <w:rPr>
-          <w:lang w:val="en-US"/>
-        </w:rPr>
-      </w:pPr>
+        <w:t>They start running.</w:t>
+      </w:r>
+    </w:p>
+    <w:p>
+      <w:pPr>
+        <w:rPr>
+          <w:lang w:val="en-US"/>
+        </w:rPr>
+      </w:pPr>
+      <w:r>
+        <w:rPr>
+          <w:lang w:val="en-US"/>
+        </w:rPr>
+        <w:t>All of them. Toward her. From every direction.</w:t>
+      </w:r>
+    </w:p>
+    <w:p>
+      <w:pPr>
+        <w:rPr>
+          <w:lang w:val="en-US"/>
+        </w:rPr>
+      </w:pPr>
+      <w:r>
+        <w:rPr>
+          <w:lang w:val="en-US"/>
+        </w:rPr>
+        <w:t>She runs. Desperate now. No longer logical. Just instinct.</w:t>
+      </w:r>
+    </w:p>
+    <w:p>
+      <w:pPr>
+        <w:rPr>
+          <w:lang w:val="en-US"/>
+        </w:rPr>
+      </w:pPr>
+      <w:r>
+        <w:rPr>
+          <w:lang w:val="en-US"/>
+        </w:rPr>
+        <w:t>Branches whip across her face. She’s sobbing. Panicked.</w:t>
+      </w:r>
+    </w:p>
+    <w:p>
+      <w:pPr>
+        <w:rPr>
+          <w:lang w:val="en-US"/>
+        </w:rPr>
+      </w:pPr>
+      <w:r>
+        <w:rPr>
+          <w:lang w:val="en-US"/>
+        </w:rPr>
+        <w:t>The camera bounces against her side — she clutches it tight now. Her only anchor.</w:t>
+      </w:r>
+    </w:p>
+    <w:p>
+      <w:pPr>
+        <w:rPr>
+          <w:lang w:val="en-US"/>
+        </w:rPr>
+      </w:pPr>
+      <w:r>
+        <w:rPr>
+          <w:lang w:val="en-US"/>
+        </w:rPr>
+        <w:t>She can’t keep going.</w:t>
+      </w:r>
+    </w:p>
+    <w:p>
+      <w:pPr>
+        <w:rPr>
+          <w:lang w:val="en-US"/>
+        </w:rPr>
+      </w:pPr>
+      <w:r>
+        <w:rPr>
+          <w:lang w:val="en-US"/>
+        </w:rPr>
+        <w:t>She stumbles to a stop. Legs burning. Chest heaving.</w:t>
+      </w:r>
+    </w:p>
+    <w:p>
+      <w:pPr>
+        <w:rPr>
+          <w:lang w:val="en-US"/>
+        </w:rPr>
+      </w:pPr>
+      <w:r>
+        <w:rPr>
+          <w:lang w:val="en-US"/>
+        </w:rPr>
+        <w:t>She looks around.</w:t>
+      </w:r>
+    </w:p>
+    <w:p>
+      <w:pPr>
+        <w:rPr>
+          <w:lang w:val="en-US"/>
+        </w:rPr>
+      </w:pPr>
+      <w:r>
+        <w:rPr>
+          <w:lang w:val="en-US"/>
+        </w:rPr>
+        <w:t>One final moment of terror:</w:t>
+      </w:r>
+    </w:p>
+    <w:p>
+      <w:pPr>
+        <w:rPr>
+          <w:lang w:val="en-US"/>
+        </w:rPr>
+      </w:pPr>
+      <w:r>
+        <w:rPr>
+          <w:b/>
+          <w:bCs/>
+          <w:lang w:val="en-US"/>
+        </w:rPr>
+        <w:t>They’re all there.</w:t>
+      </w:r>
+    </w:p>
+    <w:p>
+      <w:pPr>
+        <w:rPr>
+          <w:lang w:val="en-US"/>
+        </w:rPr>
+      </w:pPr>
+      <w:r>
+        <w:rPr>
+          <w:lang w:val="en-US"/>
+        </w:rPr>
+        <w:t>Surrounding her.</w:t>
+      </w:r>
+    </w:p>
+    <w:p>
+      <w:pPr>
+        <w:rPr>
+          <w:lang w:val="en-US"/>
+        </w:rPr>
+      </w:pPr>
+      <w:r>
+        <w:rPr>
+          <w:lang w:val="en-US"/>
+        </w:rPr>
+        <w:t>A dozen versions of her. All identical. Silent. Still. Watching.</w:t>
+      </w:r>
+    </w:p>
+    <w:p>
+      <w:pPr>
+        <w:rPr>
+          <w:lang w:val="en-US"/>
+        </w:rPr>
+      </w:pPr>
+      <w:r>
+        <w:rPr>
+          <w:lang w:val="en-US"/>
+        </w:rPr>
+        <w:t>Some have torn jackets. Others are bruised. All stand like statues, slowly closing in.</w:t>
+      </w:r>
+    </w:p>
+    <w:p>
+      <w:pPr>
+        <w:rPr>
+          <w:lang w:val="en-US"/>
+        </w:rPr>
+      </w:pPr>
+      <w:r>
+        <w:rPr>
+          <w:lang w:val="en-US"/>
+        </w:rPr>
+        <w:t>She’s shaking. But she doesn’t run.</w:t>
+      </w:r>
+    </w:p>
+    <w:p>
+      <w:pPr>
+        <w:rPr>
+          <w:lang w:val="en-US"/>
+        </w:rPr>
+      </w:pPr>
+      <w:r>
+        <w:rPr>
+          <w:lang w:val="en-US"/>
+        </w:rPr>
+        <w:t xml:space="preserve">She </w:t>
+      </w:r>
       <w:r>
         <w:rPr>
           <w:i/>
           <w:iCs/>
           <w:lang w:val="en-US"/>
         </w:rPr>
-        <w:t>They start running.</w:t>
-      </w:r>
-    </w:p>
-    <w:p>
-      <w:pPr>
-        <w:rPr>
-          <w:lang w:val="en-US"/>
-        </w:rPr>
-      </w:pPr>
-      <w:r>
-        <w:rPr>
-          <w:lang w:val="en-US"/>
-        </w:rPr>
-        <w:t>All of them. Toward her. From every direction.</w:t>
-      </w:r>
-    </w:p>
-    <w:p>
-      <w:pPr>
-        <w:rPr>
-          <w:lang w:val="en-US"/>
-        </w:rPr>
-      </w:pPr>
-      <w:r>
-        <w:rPr>
-          <w:lang w:val="en-US"/>
-        </w:rPr>
-        <w:t>She runs. Desperate now. No longer logical. Just instinct.</w:t>
-      </w:r>
-    </w:p>
-    <w:p>
-      <w:pPr>
-        <w:rPr>
-          <w:lang w:val="en-US"/>
-        </w:rPr>
-      </w:pPr>
-      <w:r>
-        <w:rPr>
-          <w:lang w:val="en-US"/>
-        </w:rPr>
-        <w:t>Branches whip across her face. She’s sobbing. Panicked.</w:t>
-      </w:r>
-    </w:p>
-    <w:p>
-      <w:pPr>
-        <w:rPr>
-          <w:lang w:val="en-US"/>
-        </w:rPr>
-      </w:pPr>
-      <w:r>
-        <w:rPr>
-          <w:lang w:val="en-US"/>
-        </w:rPr>
-        <w:t>The camera bounces against her side — she clutches it tight now. Her only anchor.</w:t>
-      </w:r>
-    </w:p>
-    <w:p>
-      <w:pPr>
-        <w:rPr>
-          <w:lang w:val="en-US"/>
-        </w:rPr>
-      </w:pPr>
-      <w:r>
-        <w:rPr>
-          <w:lang w:val="en-US"/>
-        </w:rPr>
-        <w:t>She can’t keep going.</w:t>
-      </w:r>
-    </w:p>
-    <w:p>
-      <w:pPr>
-        <w:rPr>
-          <w:lang w:val="en-US"/>
-        </w:rPr>
-      </w:pPr>
-      <w:r>
-        <w:rPr>
-          <w:lang w:val="en-US"/>
-        </w:rPr>
-        <w:t>She stumbles to a stop. Legs burning. Chest heaving.</w:t>
-      </w:r>
-    </w:p>
-    <w:p>
-      <w:pPr>
-        <w:rPr>
-          <w:lang w:val="en-US"/>
-        </w:rPr>
-      </w:pPr>
-      <w:r>
-        <w:rPr>
-          <w:lang w:val="en-US"/>
-        </w:rPr>
-        <w:t>She looks around.</w:t>
-      </w:r>
-    </w:p>
-    <w:p>
-      <w:pPr>
-        <w:rPr>
-          <w:lang w:val="en-US"/>
-        </w:rPr>
-      </w:pPr>
-      <w:r>
-        <w:rPr>
-          <w:lang w:val="en-US"/>
-        </w:rPr>
-        <w:t>One final moment of terror:</w:t>
-      </w:r>
-    </w:p>
-    <w:p>
-      <w:pPr>
-        <w:rPr>
-          <w:lang w:val="en-US"/>
-        </w:rPr>
-      </w:pPr>
-      <w:r>
+        <w:t>can’t</w:t>
+      </w:r>
+      <w:r>
+        <w:rPr>
+          <w:lang w:val="en-US"/>
+        </w:rPr>
+        <w:t>.</w:t>
+      </w:r>
+    </w:p>
+    <w:p>
+      <w:pPr>
+        <w:rPr>
+          <w:lang w:val="en-US"/>
+        </w:rPr>
+      </w:pPr>
+      <w:r>
+        <w:rPr>
+          <w:lang w:val="en-US"/>
+        </w:rPr>
+        <w:lastRenderedPageBreak/>
+        <w:t>She stands. Shoulders heaving. Her fists slowly unclench.</w:t>
+      </w:r>
+    </w:p>
+    <w:p>
+      <w:pPr>
+        <w:rPr>
+          <w:lang w:val="en-US"/>
+        </w:rPr>
+      </w:pPr>
+      <w:r>
+        <w:rPr>
+          <w:lang w:val="en-US"/>
+        </w:rPr>
+        <w:t>She closes her eyes.</w:t>
+      </w:r>
+    </w:p>
+    <w:p>
+      <w:pPr>
+        <w:rPr>
+          <w:lang w:val="en-US"/>
+        </w:rPr>
+      </w:pPr>
+      <w:r>
+        <w:rPr>
+          <w:lang w:val="en-US"/>
+        </w:rPr>
+        <w:t>Breathes in.</w:t>
+      </w:r>
+    </w:p>
+    <w:p>
+      <w:pPr>
+        <w:rPr>
+          <w:lang w:val="en-US"/>
+        </w:rPr>
+      </w:pPr>
+      <w:r>
+        <w:rPr>
+          <w:lang w:val="en-US"/>
+        </w:rPr>
+        <w:t>Everything falls silent.</w:t>
+      </w:r>
+    </w:p>
+    <w:p>
+      <w:pPr>
+        <w:rPr>
+          <w:lang w:val="en-US"/>
+        </w:rPr>
+      </w:pPr>
+      <w:r>
+        <w:rPr>
+          <w:lang w:val="en-US"/>
+        </w:rPr>
+        <w:t>The forest stills.</w:t>
+      </w:r>
+    </w:p>
+    <w:p>
+      <w:pPr>
+        <w:rPr>
+          <w:lang w:val="en-US"/>
+        </w:rPr>
+      </w:pPr>
+      <w:r>
+        <w:rPr>
+          <w:lang w:val="en-US"/>
+        </w:rPr>
+        <w:t>And nothing happens.</w:t>
+      </w:r>
+    </w:p>
+    <w:p>
+      <w:pPr>
+        <w:rPr>
+          <w:lang w:val="en-US"/>
+        </w:rPr>
+      </w:pPr>
+      <w:r>
+        <w:rPr>
+          <w:lang w:val="en-US"/>
+        </w:rPr>
+        <w:t>A moment. Long. Held.</w:t>
+      </w:r>
+    </w:p>
+    <w:p>
+      <w:pPr>
+        <w:rPr>
+          <w:lang w:val="en-US"/>
+        </w:rPr>
+      </w:pPr>
+      <w:r>
+        <w:rPr>
+          <w:lang w:val="en-US"/>
+        </w:rPr>
+        <w:t>She opens her eyes again.</w:t>
+      </w:r>
+    </w:p>
+    <w:p>
+      <w:pPr>
+        <w:rPr>
+          <w:lang w:val="en-US"/>
+        </w:rPr>
+      </w:pPr>
+      <w:r>
+        <w:rPr>
+          <w:lang w:val="en-US"/>
+        </w:rPr>
+        <w:t xml:space="preserve">The copies are </w:t>
+      </w:r>
+      <w:r>
+        <w:rPr>
+          <w:i/>
+          <w:iCs/>
+          <w:lang w:val="en-US"/>
+        </w:rPr>
+        <w:t>gone</w:t>
+      </w:r>
+      <w:r>
+        <w:rPr>
+          <w:lang w:val="en-US"/>
+        </w:rPr>
+        <w:t>.</w:t>
+      </w:r>
+    </w:p>
+    <w:p>
+      <w:pPr>
+        <w:rPr>
+          <w:lang w:val="en-US"/>
+        </w:rPr>
+      </w:pPr>
+    </w:p>
+    <w:p>
+      <w:pPr>
         <w:rPr>
           <w:b/>
           <w:bCs/>
           <w:lang w:val="en-US"/>
         </w:rPr>
-        <w:t>They’re all there.</w:t>
-      </w:r>
-    </w:p>
-    <w:p>
-      <w:pPr>
-        <w:rPr>
-          <w:lang w:val="en-US"/>
-        </w:rPr>
-      </w:pPr>
-      <w:r>
-        <w:rPr>
-          <w:lang w:val="en-US"/>
-        </w:rPr>
-        <w:t>Surrounding her.</w:t>
-      </w:r>
-    </w:p>
-    <w:p>
-      <w:pPr>
-        <w:rPr>
-          <w:lang w:val="en-US"/>
-        </w:rPr>
-      </w:pPr>
-      <w:r>
-        <w:rPr>
-          <w:lang w:val="en-US"/>
-        </w:rPr>
-        <w:t>A dozen versions of her. All identical. Silent. Still. Watching.</w:t>
-      </w:r>
-    </w:p>
-    <w:p>
-      <w:pPr>
-        <w:rPr>
-          <w:lang w:val="en-US"/>
-        </w:rPr>
-      </w:pPr>
-      <w:r>
-        <w:rPr>
-          <w:lang w:val="en-US"/>
-        </w:rPr>
-        <w:t>Some have torn jackets. Others are bruised. All stand like statues, slowly closing in.</w:t>
-      </w:r>
-    </w:p>
-    <w:p>
-      <w:pPr>
-        <w:rPr>
-          <w:lang w:val="en-US"/>
-        </w:rPr>
-      </w:pPr>
-      <w:r>
-        <w:rPr>
-          <w:lang w:val="en-US"/>
-        </w:rPr>
-        <w:t>She’s shaking. But she doesn’t run.</w:t>
-      </w:r>
-    </w:p>
-    <w:p>
-      <w:pPr>
-        <w:rPr>
-          <w:lang w:val="en-US"/>
-        </w:rPr>
-      </w:pPr>
-      <w:r>
-        <w:rPr>
-          <w:lang w:val="en-US"/>
-        </w:rPr>
-        <w:t xml:space="preserve">She </w:t>
+      </w:pPr>
+      <w:r>
+        <w:rPr>
+          <w:b/>
+          <w:bCs/>
+          <w:lang w:val="en-US"/>
+        </w:rPr>
+        <w:t>ACT III: RELEASE</w:t>
+      </w:r>
+    </w:p>
+    <w:p>
+      <w:pPr>
+        <w:rPr>
+          <w:lang w:val="en-US"/>
+        </w:rPr>
+      </w:pPr>
+      <w:r>
+        <w:rPr>
+          <w:b/>
+          <w:bCs/>
+          <w:lang w:val="en-US"/>
+        </w:rPr>
+        <w:t>EXT. FOREST – DEEP IN THE WOODS – MOMENTS LATER</w:t>
+      </w:r>
+    </w:p>
+    <w:p>
+      <w:pPr>
+        <w:rPr>
+          <w:lang w:val="en-US"/>
+        </w:rPr>
+      </w:pPr>
+      <w:r>
+        <w:rPr>
+          <w:lang w:val="en-US"/>
+        </w:rPr>
+        <w:t>She’s surrounded.</w:t>
+      </w:r>
+    </w:p>
+    <w:p>
+      <w:pPr>
+        <w:rPr>
+          <w:lang w:val="en-US"/>
+        </w:rPr>
+      </w:pPr>
+      <w:r>
+        <w:rPr>
+          <w:lang w:val="en-US"/>
+        </w:rPr>
+        <w:t>Twelve versions of herself. Still. Watching.</w:t>
+      </w:r>
+    </w:p>
+    <w:p>
+      <w:pPr>
+        <w:rPr>
+          <w:lang w:val="en-US"/>
+        </w:rPr>
+      </w:pPr>
+      <w:r>
+        <w:rPr>
+          <w:lang w:val="en-US"/>
+        </w:rPr>
+        <w:t>Their faces don’t move. Some are scraped and dirty. Others expressionless. Their stares burn into her.</w:t>
+      </w:r>
+    </w:p>
+    <w:p>
+      <w:pPr>
+        <w:rPr>
+          <w:lang w:val="en-US"/>
+        </w:rPr>
+      </w:pPr>
+      <w:r>
+        <w:rPr>
+          <w:lang w:val="en-US"/>
+        </w:rPr>
+        <w:t>She’s frozen — chest heaving. Her eyes dart from one to the next. Her knees almost give out.</w:t>
+      </w:r>
+    </w:p>
+    <w:p>
+      <w:pPr>
+        <w:rPr>
+          <w:lang w:val="en-US"/>
+        </w:rPr>
+      </w:pPr>
+      <w:r>
+        <w:rPr>
+          <w:lang w:val="en-US"/>
+        </w:rPr>
+        <w:t>Then — something changes in her.</w:t>
+      </w:r>
+    </w:p>
+    <w:p>
+      <w:pPr>
+        <w:rPr>
+          <w:lang w:val="en-US"/>
+        </w:rPr>
+      </w:pPr>
+      <w:r>
+        <w:rPr>
+          <w:lang w:val="en-US"/>
+        </w:rPr>
+        <w:t>She stops shaking.</w:t>
+      </w:r>
+    </w:p>
+    <w:p>
+      <w:pPr>
+        <w:rPr>
+          <w:lang w:val="en-US"/>
+        </w:rPr>
+      </w:pPr>
+      <w:r>
+        <w:rPr>
+          <w:lang w:val="en-US"/>
+        </w:rPr>
+        <w:t>She clenches her jaw, trying to ground herself. Her eyes flick to the camera still around her neck — still recording, the lens cracked now.</w:t>
+      </w:r>
+    </w:p>
+    <w:p>
+      <w:pPr>
+        <w:rPr>
+          <w:lang w:val="en-US"/>
+        </w:rPr>
+      </w:pPr>
+      <w:r>
+        <w:rPr>
+          <w:lang w:val="en-US"/>
+        </w:rPr>
+        <w:t>She lets it fall to her chest.</w:t>
+      </w:r>
+    </w:p>
+    <w:p>
+      <w:pPr>
+        <w:rPr>
+          <w:lang w:val="en-US"/>
+        </w:rPr>
+      </w:pPr>
+      <w:r>
+        <w:rPr>
+          <w:lang w:val="en-US"/>
+        </w:rPr>
+        <w:t>Her breath is shallow.</w:t>
+      </w:r>
+    </w:p>
+    <w:p>
+      <w:pPr>
+        <w:rPr>
+          <w:lang w:val="en-US"/>
+        </w:rPr>
+      </w:pPr>
+      <w:r>
+        <w:rPr>
+          <w:lang w:val="en-US"/>
+        </w:rPr>
+        <w:t>She shuts her eyes.</w:t>
+      </w:r>
+    </w:p>
+    <w:p>
+      <w:pPr>
+        <w:rPr>
+          <w:lang w:val="en-US"/>
+        </w:rPr>
+      </w:pPr>
+      <w:r>
+        <w:rPr>
+          <w:lang w:val="en-US"/>
+        </w:rPr>
+        <w:t>Silence.</w:t>
+      </w:r>
+    </w:p>
+    <w:p>
+      <w:pPr>
+        <w:rPr>
+          <w:lang w:val="en-US"/>
+        </w:rPr>
+      </w:pPr>
+      <w:r>
+        <w:rPr>
+          <w:lang w:val="en-US"/>
+        </w:rPr>
+        <w:t>The forest waits. Everything stills. No birds now. No wind.</w:t>
+      </w:r>
+    </w:p>
+    <w:p>
+      <w:pPr>
+        <w:rPr>
+          <w:lang w:val="en-US"/>
+        </w:rPr>
+      </w:pPr>
+      <w:r>
+        <w:rPr>
+          <w:lang w:val="en-US"/>
+        </w:rPr>
+        <w:t>She doesn’t move.</w:t>
+      </w:r>
+    </w:p>
+    <w:p>
+      <w:pPr>
+        <w:rPr>
+          <w:lang w:val="en-US"/>
+        </w:rPr>
+      </w:pPr>
+      <w:r>
+        <w:rPr>
+          <w:lang w:val="en-US"/>
+        </w:rPr>
+        <w:t>A long beat.</w:t>
+      </w:r>
+    </w:p>
+    <w:p>
+      <w:pPr>
+        <w:rPr>
+          <w:lang w:val="en-US"/>
+        </w:rPr>
+      </w:pPr>
+      <w:r>
+        <w:rPr>
+          <w:lang w:val="en-US"/>
+        </w:rPr>
+        <w:lastRenderedPageBreak/>
+        <w:t xml:space="preserve">Her breathing evens out. She listens — </w:t>
       </w:r>
       <w:r>
         <w:rPr>
@@ -1805,615 +2052,196 @@
           <w:iCs/>
           <w:lang w:val="en-US"/>
         </w:rPr>
-        <w:t>can’t</w:t>
-      </w:r>
-      <w:r>
-        <w:rPr>
-          <w:lang w:val="en-US"/>
-        </w:rPr>
-        <w:t>.</w:t>
-      </w:r>
-    </w:p>
-    <w:p>
-      <w:pPr>
-        <w:rPr>
-          <w:lang w:val="en-US"/>
-        </w:rPr>
-      </w:pPr>
-      <w:r>
-        <w:rPr>
-          <w:lang w:val="en-US"/>
-        </w:rPr>
-        <w:lastRenderedPageBreak/>
-        <w:t>She stands. Shoulders heaving. Her fists slowly unclench.</w:t>
-      </w:r>
-    </w:p>
-    <w:p>
-      <w:pPr>
-        <w:rPr>
-          <w:lang w:val="en-US"/>
-        </w:rPr>
-      </w:pPr>
-      <w:r>
-        <w:rPr>
-          <w:lang w:val="en-US"/>
-        </w:rPr>
-        <w:t>She closes her eyes.</w:t>
-      </w:r>
-    </w:p>
-    <w:p>
-      <w:pPr>
-        <w:rPr>
-          <w:lang w:val="en-US"/>
-        </w:rPr>
-      </w:pPr>
-      <w:r>
-        <w:rPr>
-          <w:lang w:val="en-US"/>
-        </w:rPr>
-        <w:t>Breathes in.</w:t>
-      </w:r>
-    </w:p>
-    <w:p>
-      <w:pPr>
-        <w:rPr>
-          <w:lang w:val="en-US"/>
-        </w:rPr>
-      </w:pPr>
-      <w:r>
-        <w:rPr>
-          <w:lang w:val="en-US"/>
-        </w:rPr>
-        <w:t>Everything falls silent.</w:t>
-      </w:r>
-    </w:p>
-    <w:p>
-      <w:pPr>
-        <w:rPr>
-          <w:lang w:val="en-US"/>
-        </w:rPr>
-      </w:pPr>
-      <w:r>
-        <w:rPr>
-          <w:lang w:val="en-US"/>
-        </w:rPr>
-        <w:t>The forest stills.</w:t>
-      </w:r>
-    </w:p>
-    <w:p>
-      <w:pPr>
-        <w:rPr>
-          <w:lang w:val="en-US"/>
-        </w:rPr>
-      </w:pPr>
-      <w:r>
-        <w:rPr>
-          <w:lang w:val="en-US"/>
-        </w:rPr>
-        <w:t>And nothing happens.</w:t>
-      </w:r>
-    </w:p>
-    <w:p>
-      <w:pPr>
-        <w:rPr>
-          <w:lang w:val="en-US"/>
-        </w:rPr>
-      </w:pPr>
-      <w:r>
-        <w:rPr>
-          <w:lang w:val="en-US"/>
-        </w:rPr>
-        <w:t>A moment. Long. Held.</w:t>
-      </w:r>
-    </w:p>
-    <w:p>
-      <w:pPr>
-        <w:rPr>
-          <w:lang w:val="en-US"/>
-        </w:rPr>
-      </w:pPr>
-      <w:r>
-        <w:rPr>
-          <w:lang w:val="en-US"/>
-        </w:rPr>
-        <w:t>She opens her eyes again.</w:t>
-      </w:r>
-    </w:p>
-    <w:p>
-      <w:r>
-        <w:t xml:space="preserve">The copies are </w:t>
-      </w:r>
-      <w:r>
-        <w:rPr>
-          <w:i/>
-          <w:iCs/>
-        </w:rPr>
-        <w:t>gone</w:t>
-      </w:r>
-      <w:r>
-        <w:t>.</w:t>
-      </w:r>
-    </w:p>
-    <w:p/>
-    <w:p>
-      <w:pPr>
+        <w:t>truly</w:t>
+      </w:r>
+      <w:r>
+        <w:rPr>
+          <w:lang w:val="en-US"/>
+        </w:rPr>
+        <w:t xml:space="preserve"> listens.</w:t>
+      </w:r>
+    </w:p>
+    <w:p>
+      <w:pPr>
+        <w:rPr>
+          <w:lang w:val="en-US"/>
+        </w:rPr>
+      </w:pPr>
+      <w:r>
+        <w:rPr>
+          <w:lang w:val="en-US"/>
+        </w:rPr>
+        <w:t>Leaves rustle lightly. Far off, a branch creaks. Somewhere a crow calls faintly.</w:t>
+      </w:r>
+    </w:p>
+    <w:p>
+      <w:pPr>
+        <w:rPr>
+          <w:lang w:val="en-US"/>
+        </w:rPr>
+      </w:pPr>
+      <w:r>
+        <w:rPr>
+          <w:lang w:val="en-US"/>
+        </w:rPr>
+        <w:t>She stays still. Eyes closed.</w:t>
+      </w:r>
+    </w:p>
+    <w:p>
+      <w:pPr>
+        <w:rPr>
+          <w:lang w:val="en-US"/>
+        </w:rPr>
+      </w:pPr>
+      <w:r>
+        <w:rPr>
+          <w:lang w:val="en-US"/>
+        </w:rPr>
+        <w:t>One step.</w:t>
+      </w:r>
+    </w:p>
+    <w:p>
+      <w:pPr>
+        <w:rPr>
+          <w:lang w:val="en-US"/>
+        </w:rPr>
+      </w:pPr>
+      <w:r>
+        <w:rPr>
+          <w:lang w:val="en-US"/>
+        </w:rPr>
+        <w:t>Another.</w:t>
+      </w:r>
+    </w:p>
+    <w:p>
+      <w:pPr>
+        <w:rPr>
+          <w:lang w:val="en-US"/>
+        </w:rPr>
+      </w:pPr>
+      <w:r>
+        <w:rPr>
+          <w:lang w:val="en-US"/>
+        </w:rPr>
+        <w:t>She walks slowly — blindly — but with intention. Past the rustle of leaves. Past imagined footsteps behind her. Past fear.</w:t>
+      </w:r>
+    </w:p>
+    <w:p>
+      <w:pPr>
+        <w:rPr>
+          <w:lang w:val="en-US"/>
+        </w:rPr>
+      </w:pPr>
+      <w:r>
+        <w:rPr>
+          <w:lang w:val="en-US"/>
+        </w:rPr>
+        <w:t>Her hand brushes against tree bark.</w:t>
+      </w:r>
+    </w:p>
+    <w:p>
+      <w:pPr>
+        <w:rPr>
+          <w:lang w:val="en-US"/>
+        </w:rPr>
+      </w:pPr>
+      <w:r>
+        <w:rPr>
+          <w:lang w:val="en-US"/>
+        </w:rPr>
+        <w:t>She keeps walking.</w:t>
+      </w:r>
+    </w:p>
+    <w:p>
+      <w:pPr>
+        <w:rPr>
+          <w:lang w:val="en-US"/>
+        </w:rPr>
+      </w:pPr>
+      <w:r>
+        <w:rPr>
+          <w:lang w:val="en-US"/>
+        </w:rPr>
+        <w:t>Her foot touches something soft. Moss. She doesn’t flinch. Just keeps going.</w:t>
+      </w:r>
+    </w:p>
+    <w:p>
+      <w:pPr>
+        <w:rPr>
+          <w:lang w:val="en-US"/>
+        </w:rPr>
+      </w:pPr>
+      <w:r>
+        <w:rPr>
+          <w:lang w:val="en-US"/>
+        </w:rPr>
+        <w:t>Time passes.</w:t>
+      </w:r>
+    </w:p>
+    <w:p>
+      <w:pPr>
+        <w:rPr>
+          <w:lang w:val="en-US"/>
+        </w:rPr>
+      </w:pPr>
+      <w:r>
+        <w:rPr>
+          <w:lang w:val="en-US"/>
+        </w:rPr>
+        <w:t>A faint warmth begins to return — sun filtering through the trees again, this time clearly on her skin.</w:t>
+      </w:r>
+    </w:p>
+    <w:p>
+      <w:pPr>
+        <w:rPr>
+          <w:lang w:val="en-US"/>
+        </w:rPr>
+      </w:pPr>
+      <w:r>
+        <w:rPr>
+          <w:lang w:val="en-US"/>
+        </w:rPr>
+        <w:t>The air shifts. The scent of pine fades slightly, replaced by something more open.</w:t>
+      </w:r>
+    </w:p>
+    <w:p>
+      <w:pPr>
+        <w:rPr>
+          <w:lang w:val="en-US"/>
+        </w:rPr>
+      </w:pPr>
+      <w:r>
+        <w:rPr>
+          <w:lang w:val="en-US"/>
+        </w:rPr>
+        <w:t>She opens her eyes.</w:t>
+      </w:r>
+    </w:p>
+    <w:p>
+      <w:pPr>
+        <w:rPr>
+          <w:lang w:val="en-US"/>
+        </w:rPr>
+      </w:pPr>
+      <w:r>
+        <w:rPr>
+          <w:lang w:val="en-US"/>
+        </w:rPr>
+        <w:t>She’s at the forest’s edge.</w:t>
+      </w:r>
+    </w:p>
+    <w:p>
+      <w:pPr>
+        <w:rPr>
+          <w:lang w:val="en-US"/>
+        </w:rPr>
+      </w:pPr>
+      <w:r>
         <w:rPr>
           <w:b/>
           <w:bCs/>
           <w:lang w:val="en-US"/>
         </w:rPr>
-      </w:pPr>
-      <w:r>
-        <w:rPr>
-          <w:b/>
-          <w:bCs/>
-          <w:lang w:val="en-US"/>
-        </w:rPr>
-        <w:t>ACT III: RELEASE</w:t>
-      </w:r>
-    </w:p>
-    <w:p>
-      <w:pPr>
-        <w:rPr>
-          <w:lang w:val="en-US"/>
-        </w:rPr>
-      </w:pPr>
-      <w:r>
-        <w:rPr>
-          <w:b/>
-          <w:bCs/>
-          <w:lang w:val="en-US"/>
-        </w:rPr>
-        <w:t>EXT. FOREST – DEEP IN THE WOODS – MOMENTS LATER</w:t>
-      </w:r>
-    </w:p>
-    <w:p>
-      <w:pPr>
-        <w:rPr>
-          <w:lang w:val="en-US"/>
-        </w:rPr>
-      </w:pPr>
-      <w:r>
-        <w:rPr>
-          <w:lang w:val="en-US"/>
-        </w:rPr>
-        <w:t>She’s surrounded.</w:t>
-      </w:r>
-    </w:p>
-    <w:p>
-      <w:pPr>
-        <w:rPr>
-          <w:lang w:val="en-US"/>
-        </w:rPr>
-      </w:pPr>
-      <w:r>
-        <w:rPr>
-          <w:lang w:val="en-US"/>
-        </w:rPr>
-        <w:t>Twelve versions of herself. Still. Watching.</w:t>
-      </w:r>
-    </w:p>
-    <w:p>
-      <w:pPr>
-        <w:rPr>
-          <w:lang w:val="en-US"/>
-        </w:rPr>
-      </w:pPr>
-      <w:r>
-        <w:rPr>
-          <w:lang w:val="en-US"/>
-        </w:rPr>
-        <w:t xml:space="preserve">Their faces don’t move. Some are scraped and dirty. Others </w:t>
-      </w:r>
-      <w:proofErr w:type="gramStart"/>
-      <w:r>
-        <w:rPr>
-          <w:lang w:val="en-US"/>
-        </w:rPr>
-        <w:t>expressionless</w:t>
-      </w:r>
-      <w:proofErr w:type="gramEnd"/>
-      <w:r>
-        <w:rPr>
-          <w:lang w:val="en-US"/>
-        </w:rPr>
-        <w:t>. Their stares burn into her.</w:t>
-      </w:r>
-    </w:p>
-    <w:p>
-      <w:pPr>
-        <w:rPr>
-          <w:lang w:val="en-US"/>
-        </w:rPr>
-      </w:pPr>
-      <w:r>
-        <w:rPr>
-          <w:lang w:val="en-US"/>
-        </w:rPr>
-        <w:t xml:space="preserve">She’s frozen — chest heaving. Her eyes dart from one to the next. Her knees almost </w:t>
-      </w:r>
-      <w:proofErr w:type="gramStart"/>
-      <w:r>
-        <w:rPr>
-          <w:lang w:val="en-US"/>
-        </w:rPr>
-        <w:t>give</w:t>
-      </w:r>
-      <w:proofErr w:type="gramEnd"/>
-      <w:r>
-        <w:rPr>
-          <w:lang w:val="en-US"/>
-        </w:rPr>
-        <w:t xml:space="preserve"> out.</w:t>
-      </w:r>
-    </w:p>
-    <w:p>
-      <w:pPr>
-        <w:rPr>
-          <w:lang w:val="en-US"/>
-        </w:rPr>
-      </w:pPr>
-      <w:r>
-        <w:rPr>
-          <w:lang w:val="en-US"/>
-        </w:rPr>
-        <w:t>Then — something changes in her.</w:t>
-      </w:r>
-    </w:p>
-    <w:p>
-      <w:pPr>
-        <w:rPr>
-          <w:lang w:val="en-US"/>
-        </w:rPr>
-      </w:pPr>
-      <w:r>
-        <w:rPr>
-          <w:lang w:val="en-US"/>
-        </w:rPr>
-        <w:t>She stops shaking.</w:t>
-      </w:r>
-    </w:p>
-    <w:p>
-      <w:pPr>
-        <w:rPr>
-          <w:lang w:val="en-US"/>
-        </w:rPr>
-      </w:pPr>
-      <w:r>
-        <w:rPr>
-          <w:lang w:val="en-US"/>
-        </w:rPr>
-        <w:t>She clenches her jaw, trying to ground herself. Her eyes flick to the camera still around her neck — still recording, the lens cracked now.</w:t>
-      </w:r>
-    </w:p>
-    <w:p>
-      <w:pPr>
-        <w:rPr>
-          <w:lang w:val="en-US"/>
-        </w:rPr>
-      </w:pPr>
-      <w:r>
-        <w:rPr>
-          <w:lang w:val="en-US"/>
-        </w:rPr>
-        <w:t xml:space="preserve">She </w:t>
-      </w:r>
-      <w:proofErr w:type="gramStart"/>
-      <w:r>
-        <w:rPr>
-          <w:lang w:val="en-US"/>
-        </w:rPr>
-        <w:t>lets</w:t>
-      </w:r>
-      <w:proofErr w:type="gramEnd"/>
-      <w:r>
-        <w:rPr>
-          <w:lang w:val="en-US"/>
-        </w:rPr>
-        <w:t xml:space="preserve"> it fall to her chest.</w:t>
-      </w:r>
-    </w:p>
-    <w:p>
-      <w:pPr>
-        <w:rPr>
-          <w:lang w:val="en-US"/>
-        </w:rPr>
-      </w:pPr>
-      <w:r>
-        <w:rPr>
-          <w:lang w:val="en-US"/>
-        </w:rPr>
-        <w:t>Her breath is shallow.</w:t>
-      </w:r>
-    </w:p>
-    <w:p>
-      <w:pPr>
-        <w:rPr>
-          <w:lang w:val="en-US"/>
-        </w:rPr>
-      </w:pPr>
-      <w:r>
-        <w:rPr>
-          <w:lang w:val="en-US"/>
-        </w:rPr>
-        <w:t>She shuts her eyes.</w:t>
-      </w:r>
-    </w:p>
-    <w:p>
-      <w:pPr>
-        <w:rPr>
-          <w:lang w:val="en-US"/>
-        </w:rPr>
-      </w:pPr>
-      <w:r>
-        <w:rPr>
-          <w:lang w:val="en-US"/>
-        </w:rPr>
-        <w:t>Silence.</w:t>
-      </w:r>
-    </w:p>
-    <w:p>
-      <w:pPr>
-        <w:rPr>
-          <w:lang w:val="en-US"/>
-        </w:rPr>
-      </w:pPr>
-      <w:r>
-        <w:rPr>
-          <w:lang w:val="en-US"/>
-        </w:rPr>
-        <w:t>The forest waits. Everything stills. No birds now. No wind.</w:t>
-      </w:r>
-    </w:p>
-    <w:p>
-      <w:pPr>
-        <w:rPr>
-          <w:lang w:val="en-US"/>
-        </w:rPr>
-      </w:pPr>
-      <w:r>
-        <w:rPr>
-          <w:lang w:val="en-US"/>
-        </w:rPr>
-        <w:t>She doesn’t move.</w:t>
-      </w:r>
-    </w:p>
-    <w:p>
-      <w:pPr>
-        <w:rPr>
-          <w:lang w:val="en-US"/>
-        </w:rPr>
-      </w:pPr>
-      <w:r>
-        <w:rPr>
-          <w:lang w:val="en-US"/>
-        </w:rPr>
-        <w:t>A long beat.</w:t>
-      </w:r>
-    </w:p>
-    <w:p>
-      <w:pPr>
-        <w:rPr>
-          <w:lang w:val="en-US"/>
-        </w:rPr>
-      </w:pPr>
-      <w:r>
-        <w:rPr>
-          <w:lang w:val="en-US"/>
-        </w:rPr>
-        <w:lastRenderedPageBreak/>
-        <w:t xml:space="preserve">Her breathing evens out. She listens — </w:t>
-      </w:r>
-      <w:r>
-        <w:rPr>
-          <w:i/>
-          <w:iCs/>
-          <w:lang w:val="en-US"/>
-        </w:rPr>
-        <w:t>truly</w:t>
-      </w:r>
-      <w:r>
-        <w:rPr>
-          <w:lang w:val="en-US"/>
-        </w:rPr>
-        <w:t xml:space="preserve"> listens.</w:t>
-      </w:r>
-    </w:p>
-    <w:p>
-      <w:pPr>
-        <w:rPr>
-          <w:lang w:val="en-US"/>
-        </w:rPr>
-      </w:pPr>
-      <w:r>
-        <w:rPr>
-          <w:lang w:val="en-US"/>
-        </w:rPr>
-        <w:t>Leaves rustle lightly. Far off, a branch creaks. Somewhere a crow calls faintly.</w:t>
-      </w:r>
-    </w:p>
-    <w:p>
-      <w:pPr>
-        <w:rPr>
-          <w:lang w:val="en-US"/>
-        </w:rPr>
-      </w:pPr>
-      <w:r>
-        <w:rPr>
-          <w:lang w:val="en-US"/>
-        </w:rPr>
-        <w:t xml:space="preserve">She stays still. </w:t>
-      </w:r>
-      <w:proofErr w:type="gramStart"/>
-      <w:r>
-        <w:rPr>
-          <w:lang w:val="en-US"/>
-        </w:rPr>
-        <w:t>Eyes</w:t>
-      </w:r>
-      <w:proofErr w:type="gramEnd"/>
-      <w:r>
-        <w:rPr>
-          <w:lang w:val="en-US"/>
-        </w:rPr>
-        <w:t xml:space="preserve"> closed.</w:t>
-      </w:r>
-    </w:p>
-    <w:p>
-      <w:pPr>
-        <w:rPr>
-          <w:lang w:val="en-US"/>
-        </w:rPr>
-      </w:pPr>
-      <w:r>
-        <w:rPr>
-          <w:lang w:val="en-US"/>
-        </w:rPr>
-        <w:t>One step.</w:t>
-      </w:r>
-    </w:p>
-    <w:p>
-      <w:pPr>
-        <w:rPr>
-          <w:lang w:val="en-US"/>
-        </w:rPr>
-      </w:pPr>
-      <w:r>
-        <w:rPr>
-          <w:lang w:val="en-US"/>
-        </w:rPr>
-        <w:t>Another.</w:t>
-      </w:r>
-    </w:p>
-    <w:p>
-      <w:pPr>
-        <w:rPr>
-          <w:lang w:val="en-US"/>
-        </w:rPr>
-      </w:pPr>
-      <w:r>
-        <w:rPr>
-          <w:lang w:val="en-US"/>
-        </w:rPr>
-        <w:t>She walks slowly — blindly — but with intention. Past the rustle of leaves. Past imagined footsteps behind her. Past fear.</w:t>
-      </w:r>
-    </w:p>
-    <w:p>
-      <w:pPr>
-        <w:rPr>
-          <w:lang w:val="en-US"/>
-        </w:rPr>
-      </w:pPr>
-      <w:r>
-        <w:rPr>
-          <w:lang w:val="en-US"/>
-        </w:rPr>
-        <w:t>Her hand brushes against tree bark.</w:t>
-      </w:r>
-    </w:p>
-    <w:p>
-      <w:pPr>
-        <w:rPr>
-          <w:lang w:val="en-US"/>
-        </w:rPr>
-      </w:pPr>
-      <w:r>
-        <w:rPr>
-          <w:lang w:val="en-US"/>
-        </w:rPr>
-        <w:t>She keeps walking.</w:t>
-      </w:r>
-    </w:p>
-    <w:p>
-      <w:pPr>
-        <w:rPr>
-          <w:lang w:val="en-US"/>
-        </w:rPr>
-      </w:pPr>
-      <w:r>
-        <w:rPr>
-          <w:lang w:val="en-US"/>
-        </w:rPr>
-        <w:t>Her foot touches something soft. Moss. She doesn’t flinch. Just keeps going.</w:t>
-      </w:r>
-    </w:p>
-    <w:p>
-      <w:pPr>
-        <w:rPr>
-          <w:lang w:val="en-US"/>
-        </w:rPr>
-      </w:pPr>
-      <w:r>
-        <w:rPr>
-          <w:lang w:val="en-US"/>
-        </w:rPr>
-        <w:t>Time passes.</w:t>
-      </w:r>
-    </w:p>
-    <w:p>
-      <w:pPr>
-        <w:rPr>
-          <w:lang w:val="en-US"/>
-        </w:rPr>
-      </w:pPr>
-      <w:r>
-        <w:rPr>
-          <w:lang w:val="en-US"/>
-        </w:rPr>
-        <w:t>A faint warmth begins to return — sun filtering through the trees again, this time clearly on her skin.</w:t>
-      </w:r>
-    </w:p>
-    <w:p>
-      <w:pPr>
-        <w:rPr>
-          <w:lang w:val="en-US"/>
-        </w:rPr>
-      </w:pPr>
-      <w:r>
-        <w:rPr>
-          <w:lang w:val="en-US"/>
-        </w:rPr>
-        <w:t>The air shifts. The scent of pine fades slightly, replaced by something more open.</w:t>
-      </w:r>
-    </w:p>
-    <w:p>
-      <w:pPr>
-        <w:rPr>
-          <w:lang w:val="en-US"/>
-        </w:rPr>
-      </w:pPr>
-      <w:r>
-        <w:rPr>
-          <w:lang w:val="en-US"/>
-        </w:rPr>
-        <w:t>She opens her eyes.</w:t>
-      </w:r>
-    </w:p>
-    <w:p>
-      <w:pPr>
-        <w:rPr>
-          <w:lang w:val="en-US"/>
-        </w:rPr>
-      </w:pPr>
-      <w:r>
-        <w:rPr>
-          <w:lang w:val="en-US"/>
-        </w:rPr>
-        <w:t>She’s at the forest’s edge.</w:t>
-      </w:r>
-    </w:p>
-    <w:p>
-      <w:pPr>
-        <w:rPr>
-          <w:lang w:val="en-US"/>
-        </w:rPr>
-      </w:pPr>
-      <w:r>
-        <w:rPr>
-          <w:b/>
-          <w:bCs/>
-          <w:lang w:val="en-US"/>
-        </w:rPr>
         <w:t>EXT. FOREST EDGE – CONTINUOUS</w:t>
       </w:r>
     </w:p>
@@ -2466,21 +2294,7 @@
         <w:rPr>
           <w:lang w:val="en-US"/>
         </w:rPr>
-        <w:t xml:space="preserve">She </w:t>
-      </w:r>
-      <w:proofErr w:type="gramStart"/>
-      <w:r>
-        <w:rPr>
-          <w:lang w:val="en-US"/>
-        </w:rPr>
-        <w:t>looks</w:t>
-      </w:r>
-      <w:proofErr w:type="gramEnd"/>
-      <w:r>
-        <w:rPr>
-          <w:lang w:val="en-US"/>
-        </w:rPr>
-        <w:t xml:space="preserve"> around one last time — not fearful, but curious.</w:t>
+        <w:t>She looks around one last time — not fearful, but curious.</w:t>
       </w:r>
     </w:p>
     <w:p>
@@ -2506,21 +2320,7 @@
         <w:rPr>
           <w:lang w:val="en-US"/>
         </w:rPr>
-        <w:t xml:space="preserve">The camera bumps lightly at her chest, </w:t>
-      </w:r>
-      <w:proofErr w:type="gramStart"/>
-      <w:r>
-        <w:rPr>
-          <w:lang w:val="en-US"/>
-        </w:rPr>
-        <w:t>lens</w:t>
-      </w:r>
-      <w:proofErr w:type="gramEnd"/>
-      <w:r>
-        <w:rPr>
-          <w:lang w:val="en-US"/>
-        </w:rPr>
-        <w:t xml:space="preserve"> cracked but still hanging.</w:t>
+        <w:t>The camera bumps lightly at her chest, lens cracked but still hanging.</w:t>
       </w:r>
     </w:p>
     <w:p>
@@ -2555,19 +2355,11 @@
           <w:lang w:val="en-US"/>
         </w:rPr>
       </w:pPr>
-      <w:proofErr w:type="gramStart"/>
-      <w:r>
-        <w:rPr>
-          <w:lang w:val="en-US"/>
-        </w:rPr>
-        <w:t>Cut</w:t>
-      </w:r>
-      <w:proofErr w:type="gramEnd"/>
-      <w:r>
-        <w:rPr>
-          <w:lang w:val="en-US"/>
-        </w:rPr>
-        <w:t xml:space="preserve"> to black.</w:t>
+      <w:r>
+        <w:rPr>
+          <w:lang w:val="en-US"/>
+        </w:rPr>
+        <w:t>Cut to black.</w:t>
       </w:r>
     </w:p>
     <w:p>
@@ -3263,6 +3055,7 @@
   <w:style w:type="character" w:default="1" w:styleId="DefaultParagraphFont">
     <w:name w:val="Default Paragraph Font"/>
     <w:uiPriority w:val="1"/>
+    <w:semiHidden/>
     <w:unhideWhenUsed/>
   </w:style>
   <w:style w:type="table" w:default="1" w:styleId="TableNormal">
